--- a/过程记录文件/设计规格说明书.docx
+++ b/过程记录文件/设计规格说明书.docx
@@ -45,6 +45,7 @@
     <w:p>
       <w:pPr>
         <w:numPr>
+          <w:ilvl w:val="0"/>
           <w:numId w:val="0"/>
         </w:numPr>
         <w:jc w:val="both"/>
@@ -90,6 +91,7 @@
     <w:p>
       <w:pPr>
         <w:numPr>
+          <w:ilvl w:val="0"/>
           <w:numId w:val="0"/>
         </w:numPr>
         <w:jc w:val="both"/>
@@ -143,6 +145,7 @@
     </w:p>
     <w:tbl>
       <w:tblPr>
+        <w:tblStyle w:val="2"/>
         <w:tblW w:w="0" w:type="auto"/>
         <w:tblCellSpacing w:w="15" w:type="dxa"/>
         <w:tblInd w:w="0" w:type="dxa"/>
@@ -154,7 +157,7 @@
           <w:insideH w:val="none" w:color="auto" w:sz="0" w:space="0"/>
           <w:insideV w:val="none" w:color="auto" w:sz="0" w:space="0"/>
         </w:tblBorders>
-        <w:shd w:val="clear"/>
+        <w:shd w:val="clear" w:color="auto" w:fill="auto"/>
         <w:tblLayout w:type="autofit"/>
         <w:tblCellMar>
           <w:top w:w="15" w:type="dxa"/>
@@ -178,7 +181,7 @@
             <w:insideH w:val="none" w:color="auto" w:sz="0" w:space="0"/>
             <w:insideV w:val="none" w:color="auto" w:sz="0" w:space="0"/>
           </w:tblBorders>
-          <w:shd w:val="clear"/>
+          <w:shd w:val="clear" w:color="auto" w:fill="auto"/>
           <w:tblCellMar>
             <w:top w:w="15" w:type="dxa"/>
             <w:left w:w="15" w:type="dxa"/>
@@ -193,7 +196,7 @@
         <w:tc>
           <w:tcPr>
             <w:tcW w:w="0" w:type="auto"/>
-            <w:shd w:val="clear"/>
+            <w:shd w:val="clear" w:color="auto" w:fill="auto"/>
             <w:vAlign w:val="center"/>
           </w:tcPr>
           <w:p>
@@ -227,7 +230,7 @@
         <w:tc>
           <w:tcPr>
             <w:tcW w:w="0" w:type="auto"/>
-            <w:shd w:val="clear"/>
+            <w:shd w:val="clear" w:color="auto" w:fill="auto"/>
             <w:vAlign w:val="center"/>
           </w:tcPr>
           <w:p>
@@ -261,7 +264,7 @@
         <w:tc>
           <w:tcPr>
             <w:tcW w:w="0" w:type="auto"/>
-            <w:shd w:val="clear"/>
+            <w:shd w:val="clear" w:color="auto" w:fill="auto"/>
             <w:vAlign w:val="center"/>
           </w:tcPr>
           <w:p>
@@ -289,6 +292,150 @@
                 <w:lang w:val="en-US" w:eastAsia="zh-CN" w:bidi="ar"/>
               </w:rPr>
               <w:t>理由</w:t>
+            </w:r>
+          </w:p>
+        </w:tc>
+      </w:tr>
+      <w:tr>
+        <w:tblPrEx>
+          <w:tblBorders>
+            <w:top w:val="none" w:color="auto" w:sz="0" w:space="0"/>
+            <w:left w:val="none" w:color="auto" w:sz="0" w:space="0"/>
+            <w:bottom w:val="none" w:color="auto" w:sz="0" w:space="0"/>
+            <w:right w:val="none" w:color="auto" w:sz="0" w:space="0"/>
+            <w:insideH w:val="none" w:color="auto" w:sz="0" w:space="0"/>
+            <w:insideV w:val="none" w:color="auto" w:sz="0" w:space="0"/>
+          </w:tblBorders>
+          <w:shd w:val="clear" w:color="auto" w:fill="auto"/>
+          <w:tblCellMar>
+            <w:top w:w="15" w:type="dxa"/>
+            <w:left w:w="15" w:type="dxa"/>
+            <w:bottom w:w="15" w:type="dxa"/>
+            <w:right w:w="15" w:type="dxa"/>
+          </w:tblCellMar>
+        </w:tblPrEx>
+        <w:trPr>
+          <w:tblCellSpacing w:w="15" w:type="dxa"/>
+        </w:trPr>
+        <w:tc>
+          <w:tcPr>
+            <w:tcW w:w="0" w:type="auto"/>
+            <w:shd w:val="clear" w:color="auto" w:fill="auto"/>
+            <w:vAlign w:val="center"/>
+          </w:tcPr>
+          <w:p>
+            <w:pPr>
+              <w:keepNext w:val="0"/>
+              <w:keepLines w:val="0"/>
+              <w:widowControl/>
+              <w:suppressLineNumbers w:val="0"/>
+              <w:jc w:val="left"/>
+              <w:rPr>
+                <w:sz w:val="24"/>
+                <w:szCs w:val="24"/>
+              </w:rPr>
+            </w:pPr>
+            <w:r>
+              <w:rPr>
+                <w:rFonts w:ascii="宋体" w:hAnsi="宋体" w:eastAsia="宋体" w:cs="宋体"/>
+                <w:kern w:val="0"/>
+                <w:sz w:val="24"/>
+                <w:szCs w:val="24"/>
+                <w:lang w:val="en-US" w:eastAsia="zh-CN" w:bidi="ar"/>
+              </w:rPr>
+              <w:t>主 IDE</w:t>
+            </w:r>
+          </w:p>
+        </w:tc>
+        <w:tc>
+          <w:tcPr>
+            <w:tcW w:w="0" w:type="auto"/>
+            <w:shd w:val="clear" w:color="auto" w:fill="auto"/>
+            <w:vAlign w:val="center"/>
+          </w:tcPr>
+          <w:p>
+            <w:pPr>
+              <w:keepNext w:val="0"/>
+              <w:keepLines w:val="0"/>
+              <w:widowControl/>
+              <w:suppressLineNumbers w:val="0"/>
+              <w:jc w:val="left"/>
+              <w:rPr>
+                <w:sz w:val="24"/>
+                <w:szCs w:val="24"/>
+              </w:rPr>
+            </w:pPr>
+            <w:r>
+              <w:rPr>
+                <w:rFonts w:ascii="宋体" w:hAnsi="宋体" w:eastAsia="宋体" w:cs="宋体"/>
+                <w:kern w:val="0"/>
+                <w:sz w:val="24"/>
+                <w:szCs w:val="24"/>
+                <w:lang w:val="en-US" w:eastAsia="zh-CN" w:bidi="ar"/>
+              </w:rPr>
+              <w:t>VS Code</w:t>
+            </w:r>
+          </w:p>
+        </w:tc>
+        <w:tc>
+          <w:tcPr>
+            <w:tcW w:w="0" w:type="auto"/>
+            <w:shd w:val="clear" w:color="auto" w:fill="auto"/>
+            <w:vAlign w:val="center"/>
+          </w:tcPr>
+          <w:p>
+            <w:pPr>
+              <w:keepNext w:val="0"/>
+              <w:keepLines w:val="0"/>
+              <w:widowControl/>
+              <w:suppressLineNumbers w:val="0"/>
+              <w:jc w:val="left"/>
+              <w:rPr>
+                <w:rFonts w:hint="default"/>
+                <w:sz w:val="24"/>
+                <w:szCs w:val="24"/>
+                <w:lang w:val="en-US"/>
+              </w:rPr>
+            </w:pPr>
+            <w:r>
+              <w:rPr>
+                <w:rFonts w:ascii="宋体" w:hAnsi="宋体" w:eastAsia="宋体" w:cs="宋体"/>
+                <w:kern w:val="0"/>
+                <w:sz w:val="24"/>
+                <w:szCs w:val="24"/>
+                <w:lang w:val="en-US" w:eastAsia="zh-CN" w:bidi="ar"/>
+              </w:rPr>
+              <w:t>轻量、插件丰富</w:t>
+            </w:r>
+            <w:r>
+              <w:rPr>
+                <w:rFonts w:hint="eastAsia" w:ascii="宋体" w:hAnsi="宋体" w:eastAsia="宋体" w:cs="宋体"/>
+                <w:kern w:val="0"/>
+                <w:sz w:val="24"/>
+                <w:szCs w:val="24"/>
+                <w:lang w:val="en-US" w:eastAsia="zh-CN" w:bidi="ar"/>
+              </w:rPr>
+              <w:t>、</w:t>
+            </w:r>
+            <w:r>
+              <w:rPr>
+                <w:rFonts w:ascii="宋体" w:hAnsi="宋体" w:eastAsia="宋体" w:cs="宋体"/>
+                <w:kern w:val="0"/>
+                <w:sz w:val="24"/>
+                <w:szCs w:val="24"/>
+                <w:lang w:val="en-US" w:eastAsia="zh-CN" w:bidi="ar"/>
+              </w:rPr>
+              <w:t>全平台</w:t>
+            </w:r>
+            <w:r>
+              <w:rPr>
+                <w:rFonts w:hint="eastAsia" w:ascii="宋体" w:hAnsi="宋体" w:eastAsia="宋体" w:cs="宋体"/>
+                <w:kern w:val="0"/>
+                <w:sz w:val="24"/>
+                <w:szCs w:val="24"/>
+                <w:lang w:val="en-US" w:eastAsia="zh-CN" w:bidi="ar"/>
+              </w:rPr>
+              <w:t>、操作简单</w:t>
             </w:r>
           </w:p>
         </w:tc>
@@ -316,7 +463,7 @@
         <w:tc>
           <w:tcPr>
             <w:tcW w:w="0" w:type="auto"/>
-            <w:shd w:val="clear"/>
+            <w:shd w:val="clear" w:color="auto" w:fill="auto"/>
             <w:vAlign w:val="center"/>
           </w:tcPr>
           <w:p>
@@ -339,14 +486,14 @@
                 <w:szCs w:val="24"/>
                 <w:lang w:val="en-US" w:eastAsia="zh-CN" w:bidi="ar"/>
               </w:rPr>
-              <w:t>主 IDE</w:t>
+              <w:t>数据库工具</w:t>
             </w:r>
           </w:p>
         </w:tc>
         <w:tc>
           <w:tcPr>
             <w:tcW w:w="0" w:type="auto"/>
-            <w:shd w:val="clear"/>
+            <w:shd w:val="clear" w:color="auto" w:fill="auto"/>
             <w:vAlign w:val="center"/>
           </w:tcPr>
           <w:p>
@@ -369,14 +516,14 @@
                 <w:szCs w:val="24"/>
                 <w:lang w:val="en-US" w:eastAsia="zh-CN" w:bidi="ar"/>
               </w:rPr>
-              <w:t>VS Code</w:t>
+              <w:t>MySQL</w:t>
             </w:r>
           </w:p>
         </w:tc>
         <w:tc>
           <w:tcPr>
             <w:tcW w:w="0" w:type="auto"/>
-            <w:shd w:val="clear"/>
+            <w:shd w:val="clear" w:color="auto" w:fill="auto"/>
             <w:vAlign w:val="center"/>
           </w:tcPr>
           <w:p>
@@ -387,51 +534,131 @@
               <w:suppressLineNumbers w:val="0"/>
               <w:jc w:val="left"/>
               <w:rPr>
-                <w:rFonts w:hint="default"/>
-                <w:sz w:val="24"/>
-                <w:szCs w:val="24"/>
-                <w:lang w:val="en-US"/>
-              </w:rPr>
-            </w:pPr>
-            <w:r>
-              <w:rPr>
-                <w:rFonts w:ascii="宋体" w:hAnsi="宋体" w:eastAsia="宋体" w:cs="宋体"/>
-                <w:kern w:val="0"/>
-                <w:sz w:val="24"/>
-                <w:szCs w:val="24"/>
-                <w:lang w:val="en-US" w:eastAsia="zh-CN" w:bidi="ar"/>
-              </w:rPr>
-              <w:t>轻量、插件丰富</w:t>
-            </w:r>
-            <w:r>
-              <w:rPr>
-                <w:rFonts w:hint="eastAsia" w:ascii="宋体" w:hAnsi="宋体" w:eastAsia="宋体" w:cs="宋体"/>
-                <w:kern w:val="0"/>
-                <w:sz w:val="24"/>
-                <w:szCs w:val="24"/>
-                <w:lang w:val="en-US" w:eastAsia="zh-CN" w:bidi="ar"/>
-              </w:rPr>
-              <w:t>、</w:t>
-            </w:r>
-            <w:r>
-              <w:rPr>
-                <w:rFonts w:ascii="宋体" w:hAnsi="宋体" w:eastAsia="宋体" w:cs="宋体"/>
-                <w:kern w:val="0"/>
-                <w:sz w:val="24"/>
-                <w:szCs w:val="24"/>
-                <w:lang w:val="en-US" w:eastAsia="zh-CN" w:bidi="ar"/>
-              </w:rPr>
-              <w:t>全平台</w:t>
-            </w:r>
-            <w:r>
-              <w:rPr>
-                <w:rFonts w:hint="eastAsia" w:ascii="宋体" w:hAnsi="宋体" w:eastAsia="宋体" w:cs="宋体"/>
-                <w:kern w:val="0"/>
-                <w:sz w:val="24"/>
-                <w:szCs w:val="24"/>
-                <w:lang w:val="en-US" w:eastAsia="zh-CN" w:bidi="ar"/>
-              </w:rPr>
-              <w:t>、操作简单</w:t>
+                <w:sz w:val="24"/>
+                <w:szCs w:val="24"/>
+              </w:rPr>
+            </w:pPr>
+            <w:r>
+              <w:rPr>
+                <w:rFonts w:ascii="宋体" w:hAnsi="宋体" w:eastAsia="宋体" w:cs="宋体"/>
+                <w:kern w:val="0"/>
+                <w:sz w:val="24"/>
+                <w:szCs w:val="24"/>
+                <w:lang w:val="en-US" w:eastAsia="zh-CN" w:bidi="ar"/>
+              </w:rPr>
+              <w:t>可视化管理数据库。</w:t>
+            </w:r>
+          </w:p>
+        </w:tc>
+      </w:tr>
+      <w:tr>
+        <w:tblPrEx>
+          <w:tblBorders>
+            <w:top w:val="none" w:color="auto" w:sz="0" w:space="0"/>
+            <w:left w:val="none" w:color="auto" w:sz="0" w:space="0"/>
+            <w:bottom w:val="none" w:color="auto" w:sz="0" w:space="0"/>
+            <w:right w:val="none" w:color="auto" w:sz="0" w:space="0"/>
+            <w:insideH w:val="none" w:color="auto" w:sz="0" w:space="0"/>
+            <w:insideV w:val="none" w:color="auto" w:sz="0" w:space="0"/>
+          </w:tblBorders>
+          <w:shd w:val="clear" w:color="auto" w:fill="auto"/>
+          <w:tblCellMar>
+            <w:top w:w="15" w:type="dxa"/>
+            <w:left w:w="15" w:type="dxa"/>
+            <w:bottom w:w="15" w:type="dxa"/>
+            <w:right w:w="15" w:type="dxa"/>
+          </w:tblCellMar>
+        </w:tblPrEx>
+        <w:trPr>
+          <w:tblCellSpacing w:w="15" w:type="dxa"/>
+        </w:trPr>
+        <w:tc>
+          <w:tcPr>
+            <w:tcW w:w="0" w:type="auto"/>
+            <w:shd w:val="clear" w:color="auto" w:fill="auto"/>
+            <w:vAlign w:val="center"/>
+          </w:tcPr>
+          <w:p>
+            <w:pPr>
+              <w:keepNext w:val="0"/>
+              <w:keepLines w:val="0"/>
+              <w:widowControl/>
+              <w:suppressLineNumbers w:val="0"/>
+              <w:jc w:val="left"/>
+              <w:rPr>
+                <w:sz w:val="24"/>
+                <w:szCs w:val="24"/>
+              </w:rPr>
+            </w:pPr>
+            <w:r>
+              <w:rPr>
+                <w:rFonts w:ascii="宋体" w:hAnsi="宋体" w:eastAsia="宋体" w:cs="宋体"/>
+                <w:kern w:val="0"/>
+                <w:sz w:val="24"/>
+                <w:szCs w:val="24"/>
+                <w:lang w:val="en-US" w:eastAsia="zh-CN" w:bidi="ar"/>
+              </w:rPr>
+              <w:t>API 测试</w:t>
+            </w:r>
+          </w:p>
+        </w:tc>
+        <w:tc>
+          <w:tcPr>
+            <w:tcW w:w="0" w:type="auto"/>
+            <w:shd w:val="clear" w:color="auto" w:fill="auto"/>
+            <w:vAlign w:val="center"/>
+          </w:tcPr>
+          <w:p>
+            <w:pPr>
+              <w:keepNext w:val="0"/>
+              <w:keepLines w:val="0"/>
+              <w:widowControl/>
+              <w:suppressLineNumbers w:val="0"/>
+              <w:jc w:val="left"/>
+              <w:rPr>
+                <w:sz w:val="24"/>
+                <w:szCs w:val="24"/>
+              </w:rPr>
+            </w:pPr>
+            <w:r>
+              <w:rPr>
+                <w:rFonts w:ascii="宋体" w:hAnsi="宋体" w:eastAsia="宋体" w:cs="宋体"/>
+                <w:kern w:val="0"/>
+                <w:sz w:val="24"/>
+                <w:szCs w:val="24"/>
+                <w:lang w:val="en-US" w:eastAsia="zh-CN" w:bidi="ar"/>
+              </w:rPr>
+              <w:t xml:space="preserve">Postman </w:t>
+            </w:r>
+          </w:p>
+        </w:tc>
+        <w:tc>
+          <w:tcPr>
+            <w:tcW w:w="0" w:type="auto"/>
+            <w:shd w:val="clear" w:color="auto" w:fill="auto"/>
+            <w:vAlign w:val="center"/>
+          </w:tcPr>
+          <w:p>
+            <w:pPr>
+              <w:keepNext w:val="0"/>
+              <w:keepLines w:val="0"/>
+              <w:widowControl/>
+              <w:suppressLineNumbers w:val="0"/>
+              <w:jc w:val="left"/>
+              <w:rPr>
+                <w:sz w:val="24"/>
+                <w:szCs w:val="24"/>
+              </w:rPr>
+            </w:pPr>
+            <w:r>
+              <w:rPr>
+                <w:rFonts w:ascii="宋体" w:hAnsi="宋体" w:eastAsia="宋体" w:cs="宋体"/>
+                <w:kern w:val="0"/>
+                <w:sz w:val="24"/>
+                <w:szCs w:val="24"/>
+                <w:lang w:val="en-US" w:eastAsia="zh-CN" w:bidi="ar"/>
+              </w:rPr>
+              <w:t>测试后端接口</w:t>
             </w:r>
           </w:p>
         </w:tc>
@@ -459,7 +686,7 @@
         <w:tc>
           <w:tcPr>
             <w:tcW w:w="0" w:type="auto"/>
-            <w:shd w:val="clear"/>
+            <w:shd w:val="clear" w:color="auto" w:fill="auto"/>
             <w:vAlign w:val="center"/>
           </w:tcPr>
           <w:p>
@@ -482,14 +709,14 @@
                 <w:szCs w:val="24"/>
                 <w:lang w:val="en-US" w:eastAsia="zh-CN" w:bidi="ar"/>
               </w:rPr>
-              <w:t>数据库工具</w:t>
+              <w:t>版本控制</w:t>
             </w:r>
           </w:p>
         </w:tc>
         <w:tc>
           <w:tcPr>
             <w:tcW w:w="0" w:type="auto"/>
-            <w:shd w:val="clear"/>
+            <w:shd w:val="clear" w:color="auto" w:fill="auto"/>
             <w:vAlign w:val="center"/>
           </w:tcPr>
           <w:p>
@@ -512,14 +739,14 @@
                 <w:szCs w:val="24"/>
                 <w:lang w:val="en-US" w:eastAsia="zh-CN" w:bidi="ar"/>
               </w:rPr>
-              <w:t>MySQL</w:t>
+              <w:t>Git + GitHub / Gitee</w:t>
             </w:r>
           </w:p>
         </w:tc>
         <w:tc>
           <w:tcPr>
             <w:tcW w:w="0" w:type="auto"/>
-            <w:shd w:val="clear"/>
+            <w:shd w:val="clear" w:color="auto" w:fill="auto"/>
             <w:vAlign w:val="center"/>
           </w:tcPr>
           <w:p>
@@ -530,19 +757,31 @@
               <w:suppressLineNumbers w:val="0"/>
               <w:jc w:val="left"/>
               <w:rPr>
-                <w:sz w:val="24"/>
-                <w:szCs w:val="24"/>
-              </w:rPr>
-            </w:pPr>
-            <w:r>
-              <w:rPr>
-                <w:rFonts w:ascii="宋体" w:hAnsi="宋体" w:eastAsia="宋体" w:cs="宋体"/>
-                <w:kern w:val="0"/>
-                <w:sz w:val="24"/>
-                <w:szCs w:val="24"/>
-                <w:lang w:val="en-US" w:eastAsia="zh-CN" w:bidi="ar"/>
-              </w:rPr>
-              <w:t>可视化管理数据库。</w:t>
+                <w:rFonts w:hint="default"/>
+                <w:sz w:val="24"/>
+                <w:szCs w:val="24"/>
+                <w:lang w:val="en-US"/>
+              </w:rPr>
+            </w:pPr>
+            <w:r>
+              <w:rPr>
+                <w:rFonts w:ascii="宋体" w:hAnsi="宋体" w:eastAsia="宋体" w:cs="宋体"/>
+                <w:kern w:val="0"/>
+                <w:sz w:val="24"/>
+                <w:szCs w:val="24"/>
+                <w:lang w:val="en-US" w:eastAsia="zh-CN" w:bidi="ar"/>
+              </w:rPr>
+              <w:t>协作</w:t>
+            </w:r>
+            <w:r>
+              <w:rPr>
+                <w:rFonts w:hint="eastAsia" w:ascii="宋体" w:hAnsi="宋体" w:eastAsia="宋体" w:cs="宋体"/>
+                <w:kern w:val="0"/>
+                <w:sz w:val="24"/>
+                <w:szCs w:val="24"/>
+                <w:lang w:val="en-US" w:eastAsia="zh-CN" w:bidi="ar"/>
+              </w:rPr>
+              <w:t>工具</w:t>
             </w:r>
           </w:p>
         </w:tc>
@@ -570,7 +809,7 @@
         <w:tc>
           <w:tcPr>
             <w:tcW w:w="0" w:type="auto"/>
-            <w:shd w:val="clear"/>
+            <w:shd w:val="clear" w:color="auto" w:fill="auto"/>
             <w:vAlign w:val="center"/>
           </w:tcPr>
           <w:p>
@@ -593,14 +832,14 @@
                 <w:szCs w:val="24"/>
                 <w:lang w:val="en-US" w:eastAsia="zh-CN" w:bidi="ar"/>
               </w:rPr>
-              <w:t>API 测试</w:t>
+              <w:t>环境管理</w:t>
             </w:r>
           </w:p>
         </w:tc>
         <w:tc>
           <w:tcPr>
             <w:tcW w:w="0" w:type="auto"/>
-            <w:shd w:val="clear"/>
+            <w:shd w:val="clear" w:color="auto" w:fill="auto"/>
             <w:vAlign w:val="center"/>
           </w:tcPr>
           <w:p>
@@ -623,248 +862,14 @@
                 <w:szCs w:val="24"/>
                 <w:lang w:val="en-US" w:eastAsia="zh-CN" w:bidi="ar"/>
               </w:rPr>
-              <w:t xml:space="preserve">Postman </w:t>
+              <w:t xml:space="preserve">Anaconda </w:t>
             </w:r>
           </w:p>
         </w:tc>
         <w:tc>
           <w:tcPr>
             <w:tcW w:w="0" w:type="auto"/>
-            <w:shd w:val="clear"/>
-            <w:vAlign w:val="center"/>
-          </w:tcPr>
-          <w:p>
-            <w:pPr>
-              <w:keepNext w:val="0"/>
-              <w:keepLines w:val="0"/>
-              <w:widowControl/>
-              <w:suppressLineNumbers w:val="0"/>
-              <w:jc w:val="left"/>
-              <w:rPr>
-                <w:sz w:val="24"/>
-                <w:szCs w:val="24"/>
-              </w:rPr>
-            </w:pPr>
-            <w:r>
-              <w:rPr>
-                <w:rFonts w:ascii="宋体" w:hAnsi="宋体" w:eastAsia="宋体" w:cs="宋体"/>
-                <w:kern w:val="0"/>
-                <w:sz w:val="24"/>
-                <w:szCs w:val="24"/>
-                <w:lang w:val="en-US" w:eastAsia="zh-CN" w:bidi="ar"/>
-              </w:rPr>
-              <w:t>测试后端接口</w:t>
-            </w:r>
-          </w:p>
-        </w:tc>
-      </w:tr>
-      <w:tr>
-        <w:tblPrEx>
-          <w:tblBorders>
-            <w:top w:val="none" w:color="auto" w:sz="0" w:space="0"/>
-            <w:left w:val="none" w:color="auto" w:sz="0" w:space="0"/>
-            <w:bottom w:val="none" w:color="auto" w:sz="0" w:space="0"/>
-            <w:right w:val="none" w:color="auto" w:sz="0" w:space="0"/>
-            <w:insideH w:val="none" w:color="auto" w:sz="0" w:space="0"/>
-            <w:insideV w:val="none" w:color="auto" w:sz="0" w:space="0"/>
-          </w:tblBorders>
-          <w:tblCellMar>
-            <w:top w:w="15" w:type="dxa"/>
-            <w:left w:w="15" w:type="dxa"/>
-            <w:bottom w:w="15" w:type="dxa"/>
-            <w:right w:w="15" w:type="dxa"/>
-          </w:tblCellMar>
-        </w:tblPrEx>
-        <w:trPr>
-          <w:tblCellSpacing w:w="15" w:type="dxa"/>
-        </w:trPr>
-        <w:tc>
-          <w:tcPr>
-            <w:tcW w:w="0" w:type="auto"/>
-            <w:shd w:val="clear"/>
-            <w:vAlign w:val="center"/>
-          </w:tcPr>
-          <w:p>
-            <w:pPr>
-              <w:keepNext w:val="0"/>
-              <w:keepLines w:val="0"/>
-              <w:widowControl/>
-              <w:suppressLineNumbers w:val="0"/>
-              <w:jc w:val="left"/>
-              <w:rPr>
-                <w:sz w:val="24"/>
-                <w:szCs w:val="24"/>
-              </w:rPr>
-            </w:pPr>
-            <w:r>
-              <w:rPr>
-                <w:rFonts w:ascii="宋体" w:hAnsi="宋体" w:eastAsia="宋体" w:cs="宋体"/>
-                <w:kern w:val="0"/>
-                <w:sz w:val="24"/>
-                <w:szCs w:val="24"/>
-                <w:lang w:val="en-US" w:eastAsia="zh-CN" w:bidi="ar"/>
-              </w:rPr>
-              <w:t>版本控制</w:t>
-            </w:r>
-          </w:p>
-        </w:tc>
-        <w:tc>
-          <w:tcPr>
-            <w:tcW w:w="0" w:type="auto"/>
-            <w:shd w:val="clear"/>
-            <w:vAlign w:val="center"/>
-          </w:tcPr>
-          <w:p>
-            <w:pPr>
-              <w:keepNext w:val="0"/>
-              <w:keepLines w:val="0"/>
-              <w:widowControl/>
-              <w:suppressLineNumbers w:val="0"/>
-              <w:jc w:val="left"/>
-              <w:rPr>
-                <w:sz w:val="24"/>
-                <w:szCs w:val="24"/>
-              </w:rPr>
-            </w:pPr>
-            <w:r>
-              <w:rPr>
-                <w:rFonts w:ascii="宋体" w:hAnsi="宋体" w:eastAsia="宋体" w:cs="宋体"/>
-                <w:kern w:val="0"/>
-                <w:sz w:val="24"/>
-                <w:szCs w:val="24"/>
-                <w:lang w:val="en-US" w:eastAsia="zh-CN" w:bidi="ar"/>
-              </w:rPr>
-              <w:t>Git + GitHub / Gitee</w:t>
-            </w:r>
-          </w:p>
-        </w:tc>
-        <w:tc>
-          <w:tcPr>
-            <w:tcW w:w="0" w:type="auto"/>
-            <w:shd w:val="clear"/>
-            <w:vAlign w:val="center"/>
-          </w:tcPr>
-          <w:p>
-            <w:pPr>
-              <w:keepNext w:val="0"/>
-              <w:keepLines w:val="0"/>
-              <w:widowControl/>
-              <w:suppressLineNumbers w:val="0"/>
-              <w:jc w:val="left"/>
-              <w:rPr>
-                <w:rFonts w:hint="default"/>
-                <w:sz w:val="24"/>
-                <w:szCs w:val="24"/>
-                <w:lang w:val="en-US"/>
-              </w:rPr>
-            </w:pPr>
-            <w:r>
-              <w:rPr>
-                <w:rFonts w:ascii="宋体" w:hAnsi="宋体" w:eastAsia="宋体" w:cs="宋体"/>
-                <w:kern w:val="0"/>
-                <w:sz w:val="24"/>
-                <w:szCs w:val="24"/>
-                <w:lang w:val="en-US" w:eastAsia="zh-CN" w:bidi="ar"/>
-              </w:rPr>
-              <w:t>协作</w:t>
-            </w:r>
-            <w:r>
-              <w:rPr>
-                <w:rFonts w:hint="eastAsia" w:ascii="宋体" w:hAnsi="宋体" w:eastAsia="宋体" w:cs="宋体"/>
-                <w:kern w:val="0"/>
-                <w:sz w:val="24"/>
-                <w:szCs w:val="24"/>
-                <w:lang w:val="en-US" w:eastAsia="zh-CN" w:bidi="ar"/>
-              </w:rPr>
-              <w:t>工具</w:t>
-            </w:r>
-          </w:p>
-        </w:tc>
-      </w:tr>
-      <w:tr>
-        <w:tblPrEx>
-          <w:tblBorders>
-            <w:top w:val="none" w:color="auto" w:sz="0" w:space="0"/>
-            <w:left w:val="none" w:color="auto" w:sz="0" w:space="0"/>
-            <w:bottom w:val="none" w:color="auto" w:sz="0" w:space="0"/>
-            <w:right w:val="none" w:color="auto" w:sz="0" w:space="0"/>
-            <w:insideH w:val="none" w:color="auto" w:sz="0" w:space="0"/>
-            <w:insideV w:val="none" w:color="auto" w:sz="0" w:space="0"/>
-          </w:tblBorders>
-          <w:tblCellMar>
-            <w:top w:w="15" w:type="dxa"/>
-            <w:left w:w="15" w:type="dxa"/>
-            <w:bottom w:w="15" w:type="dxa"/>
-            <w:right w:w="15" w:type="dxa"/>
-          </w:tblCellMar>
-        </w:tblPrEx>
-        <w:trPr>
-          <w:tblCellSpacing w:w="15" w:type="dxa"/>
-        </w:trPr>
-        <w:tc>
-          <w:tcPr>
-            <w:tcW w:w="0" w:type="auto"/>
-            <w:shd w:val="clear"/>
-            <w:vAlign w:val="center"/>
-          </w:tcPr>
-          <w:p>
-            <w:pPr>
-              <w:keepNext w:val="0"/>
-              <w:keepLines w:val="0"/>
-              <w:widowControl/>
-              <w:suppressLineNumbers w:val="0"/>
-              <w:jc w:val="left"/>
-              <w:rPr>
-                <w:sz w:val="24"/>
-                <w:szCs w:val="24"/>
-              </w:rPr>
-            </w:pPr>
-            <w:r>
-              <w:rPr>
-                <w:rFonts w:ascii="宋体" w:hAnsi="宋体" w:eastAsia="宋体" w:cs="宋体"/>
-                <w:kern w:val="0"/>
-                <w:sz w:val="24"/>
-                <w:szCs w:val="24"/>
-                <w:lang w:val="en-US" w:eastAsia="zh-CN" w:bidi="ar"/>
-              </w:rPr>
-              <w:t>环境管理</w:t>
-            </w:r>
-          </w:p>
-        </w:tc>
-        <w:tc>
-          <w:tcPr>
-            <w:tcW w:w="0" w:type="auto"/>
-            <w:shd w:val="clear"/>
-            <w:vAlign w:val="center"/>
-          </w:tcPr>
-          <w:p>
-            <w:pPr>
-              <w:keepNext w:val="0"/>
-              <w:keepLines w:val="0"/>
-              <w:widowControl/>
-              <w:suppressLineNumbers w:val="0"/>
-              <w:jc w:val="left"/>
-              <w:rPr>
-                <w:sz w:val="24"/>
-                <w:szCs w:val="24"/>
-              </w:rPr>
-            </w:pPr>
-            <w:r>
-              <w:rPr>
-                <w:rFonts w:ascii="宋体" w:hAnsi="宋体" w:eastAsia="宋体" w:cs="宋体"/>
-                <w:kern w:val="0"/>
-                <w:sz w:val="24"/>
-                <w:szCs w:val="24"/>
-                <w:lang w:val="en-US" w:eastAsia="zh-CN" w:bidi="ar"/>
-              </w:rPr>
-              <w:t xml:space="preserve">Anaconda </w:t>
-            </w:r>
-          </w:p>
-        </w:tc>
-        <w:tc>
-          <w:tcPr>
-            <w:tcW w:w="0" w:type="auto"/>
-            <w:shd w:val="clear"/>
+            <w:shd w:val="clear" w:color="auto" w:fill="auto"/>
             <w:vAlign w:val="center"/>
           </w:tcPr>
           <w:p>
@@ -896,6 +901,7 @@
     <w:p>
       <w:pPr>
         <w:numPr>
+          <w:ilvl w:val="0"/>
           <w:numId w:val="0"/>
         </w:numPr>
         <w:ind w:leftChars="0"/>
@@ -960,6 +966,7 @@
     </w:p>
     <w:tbl>
       <w:tblPr>
+        <w:tblStyle w:val="2"/>
         <w:tblW w:w="0" w:type="auto"/>
         <w:tblCellSpacing w:w="15" w:type="dxa"/>
         <w:tblInd w:w="0" w:type="dxa"/>
@@ -971,7 +978,7 @@
           <w:insideH w:val="none" w:color="auto" w:sz="0" w:space="0"/>
           <w:insideV w:val="none" w:color="auto" w:sz="0" w:space="0"/>
         </w:tblBorders>
-        <w:shd w:val="clear"/>
+        <w:shd w:val="clear" w:color="auto" w:fill="auto"/>
         <w:tblLayout w:type="autofit"/>
         <w:tblCellMar>
           <w:top w:w="15" w:type="dxa"/>
@@ -1009,7 +1016,7 @@
         <w:tc>
           <w:tcPr>
             <w:tcW w:w="2216" w:type="dxa"/>
-            <w:shd w:val="clear"/>
+            <w:shd w:val="clear" w:color="auto" w:fill="auto"/>
             <w:vAlign w:val="center"/>
           </w:tcPr>
           <w:p>
@@ -1041,7 +1048,7 @@
         <w:tc>
           <w:tcPr>
             <w:tcW w:w="3310" w:type="dxa"/>
-            <w:shd w:val="clear"/>
+            <w:shd w:val="clear" w:color="auto" w:fill="auto"/>
             <w:vAlign w:val="center"/>
           </w:tcPr>
           <w:p>
@@ -1073,7 +1080,7 @@
         <w:tc>
           <w:tcPr>
             <w:tcW w:w="0" w:type="auto"/>
-            <w:shd w:val="clear"/>
+            <w:shd w:val="clear" w:color="auto" w:fill="auto"/>
             <w:vAlign w:val="center"/>
           </w:tcPr>
           <w:p>
@@ -1126,7 +1133,7 @@
         <w:tc>
           <w:tcPr>
             <w:tcW w:w="2216" w:type="dxa"/>
-            <w:shd w:val="clear"/>
+            <w:shd w:val="clear" w:color="auto" w:fill="auto"/>
             <w:vAlign w:val="center"/>
           </w:tcPr>
           <w:p>
@@ -1152,7 +1159,7 @@
         <w:tc>
           <w:tcPr>
             <w:tcW w:w="3310" w:type="dxa"/>
-            <w:shd w:val="clear"/>
+            <w:shd w:val="clear" w:color="auto" w:fill="auto"/>
             <w:vAlign w:val="center"/>
           </w:tcPr>
           <w:p>
@@ -1178,7 +1185,7 @@
         <w:tc>
           <w:tcPr>
             <w:tcW w:w="0" w:type="auto"/>
-            <w:shd w:val="clear"/>
+            <w:shd w:val="clear" w:color="auto" w:fill="auto"/>
             <w:vAlign w:val="center"/>
           </w:tcPr>
           <w:p>
@@ -1225,7 +1232,7 @@
         <w:tc>
           <w:tcPr>
             <w:tcW w:w="2216" w:type="dxa"/>
-            <w:shd w:val="clear"/>
+            <w:shd w:val="clear" w:color="auto" w:fill="auto"/>
             <w:vAlign w:val="center"/>
           </w:tcPr>
           <w:p>
@@ -1251,7 +1258,7 @@
         <w:tc>
           <w:tcPr>
             <w:tcW w:w="3310" w:type="dxa"/>
-            <w:shd w:val="clear"/>
+            <w:shd w:val="clear" w:color="auto" w:fill="auto"/>
             <w:vAlign w:val="center"/>
           </w:tcPr>
           <w:p>
@@ -1277,7 +1284,7 @@
         <w:tc>
           <w:tcPr>
             <w:tcW w:w="0" w:type="auto"/>
-            <w:shd w:val="clear"/>
+            <w:shd w:val="clear" w:color="auto" w:fill="auto"/>
             <w:vAlign w:val="center"/>
           </w:tcPr>
           <w:p>
@@ -1324,7 +1331,7 @@
         <w:tc>
           <w:tcPr>
             <w:tcW w:w="2216" w:type="dxa"/>
-            <w:shd w:val="clear"/>
+            <w:shd w:val="clear" w:color="auto" w:fill="auto"/>
             <w:vAlign w:val="center"/>
           </w:tcPr>
           <w:p>
@@ -1350,7 +1357,7 @@
         <w:tc>
           <w:tcPr>
             <w:tcW w:w="3310" w:type="dxa"/>
-            <w:shd w:val="clear"/>
+            <w:shd w:val="clear" w:color="auto" w:fill="auto"/>
             <w:vAlign w:val="center"/>
           </w:tcPr>
           <w:p>
@@ -1376,7 +1383,7 @@
         <w:tc>
           <w:tcPr>
             <w:tcW w:w="0" w:type="auto"/>
-            <w:shd w:val="clear"/>
+            <w:shd w:val="clear" w:color="auto" w:fill="auto"/>
             <w:vAlign w:val="center"/>
           </w:tcPr>
           <w:p>
@@ -1410,6 +1417,7 @@
             <w:insideH w:val="none" w:color="auto" w:sz="0" w:space="0"/>
             <w:insideV w:val="none" w:color="auto" w:sz="0" w:space="0"/>
           </w:tblBorders>
+          <w:shd w:val="clear" w:color="auto" w:fill="auto"/>
           <w:tblCellMar>
             <w:top w:w="15" w:type="dxa"/>
             <w:left w:w="15" w:type="dxa"/>
@@ -1423,7 +1431,7 @@
         <w:tc>
           <w:tcPr>
             <w:tcW w:w="2216" w:type="dxa"/>
-            <w:shd w:val="clear"/>
+            <w:shd w:val="clear" w:color="auto" w:fill="auto"/>
             <w:vAlign w:val="center"/>
           </w:tcPr>
           <w:p>
@@ -1449,7 +1457,7 @@
         <w:tc>
           <w:tcPr>
             <w:tcW w:w="3310" w:type="dxa"/>
-            <w:shd w:val="clear"/>
+            <w:shd w:val="clear" w:color="auto" w:fill="auto"/>
             <w:vAlign w:val="center"/>
           </w:tcPr>
           <w:p>
@@ -1475,7 +1483,7 @@
         <w:tc>
           <w:tcPr>
             <w:tcW w:w="0" w:type="auto"/>
-            <w:shd w:val="clear"/>
+            <w:shd w:val="clear" w:color="auto" w:fill="auto"/>
             <w:vAlign w:val="center"/>
           </w:tcPr>
           <w:p>
@@ -1503,6 +1511,7 @@
     <w:p>
       <w:pPr>
         <w:numPr>
+          <w:ilvl w:val="0"/>
           <w:numId w:val="0"/>
         </w:numPr>
         <w:ind w:leftChars="0"/>
@@ -1528,28 +1537,19 @@
           <w:szCs w:val="24"/>
         </w:rPr>
       </w:pPr>
-      <w:bookmarkStart w:id="0" w:name="_GoBack"/>
-      <w:r>
-        <w:rPr>
-          <w:rFonts w:hint="eastAsia"/>
-          <w:sz w:val="24"/>
-          <w:szCs w:val="24"/>
-        </w:rPr>
-        <w:t>软件原型</w:t>
-      </w:r>
-      <w:bookmarkEnd w:id="0"/>
-      <w:r>
-        <w:rPr>
-          <w:rFonts w:hint="eastAsia"/>
-          <w:sz w:val="24"/>
-          <w:szCs w:val="24"/>
-        </w:rPr>
-        <w:t>（界面长什么样子，在每个界面用户能做什么操作，各个界面之间的跳转关系是什么？）</w:t>
-      </w:r>
-    </w:p>
-    <w:p>
-      <w:pPr>
-        <w:numPr>
+      <w:r>
+        <w:rPr>
+          <w:rFonts w:hint="eastAsia"/>
+          <w:sz w:val="24"/>
+          <w:szCs w:val="24"/>
+        </w:rPr>
+        <w:t>软件原型（界面长什么样子，在每个界面用户能做什么操作，各个界面之间的跳转关系是什么？）</w:t>
+      </w:r>
+    </w:p>
+    <w:p>
+      <w:pPr>
+        <w:numPr>
+          <w:ilvl w:val="0"/>
           <w:numId w:val="0"/>
         </w:numPr>
         <w:ind w:leftChars="0"/>
@@ -1572,6 +1572,7 @@
     <w:p>
       <w:pPr>
         <w:numPr>
+          <w:ilvl w:val="0"/>
           <w:numId w:val="0"/>
         </w:numPr>
         <w:ind w:leftChars="0"/>
@@ -1594,6 +1595,7 @@
     <w:p>
       <w:pPr>
         <w:numPr>
+          <w:ilvl w:val="0"/>
           <w:numId w:val="0"/>
         </w:numPr>
         <w:ind w:leftChars="0"/>
@@ -1616,6 +1618,7 @@
     <w:p>
       <w:pPr>
         <w:numPr>
+          <w:ilvl w:val="0"/>
           <w:numId w:val="0"/>
         </w:numPr>
         <w:ind w:leftChars="0"/>
@@ -1638,6 +1641,7 @@
     <w:p>
       <w:pPr>
         <w:numPr>
+          <w:ilvl w:val="0"/>
           <w:numId w:val="0"/>
         </w:numPr>
         <w:ind w:leftChars="0"/>
@@ -1660,6 +1664,7 @@
     <w:p>
       <w:pPr>
         <w:numPr>
+          <w:ilvl w:val="0"/>
           <w:numId w:val="0"/>
         </w:numPr>
         <w:ind w:leftChars="0"/>
@@ -1682,6 +1687,7 @@
     <w:p>
       <w:pPr>
         <w:numPr>
+          <w:ilvl w:val="0"/>
           <w:numId w:val="0"/>
         </w:numPr>
         <w:ind w:leftChars="0"/>
@@ -1704,6 +1710,7 @@
     <w:p>
       <w:pPr>
         <w:numPr>
+          <w:ilvl w:val="0"/>
           <w:numId w:val="0"/>
         </w:numPr>
         <w:ind w:leftChars="0"/>
@@ -1726,6 +1733,7 @@
     <w:p>
       <w:pPr>
         <w:numPr>
+          <w:ilvl w:val="0"/>
           <w:numId w:val="0"/>
         </w:numPr>
         <w:ind w:leftChars="0"/>
@@ -1748,6 +1756,7 @@
     <w:p>
       <w:pPr>
         <w:numPr>
+          <w:ilvl w:val="0"/>
           <w:numId w:val="0"/>
         </w:numPr>
         <w:ind w:leftChars="0"/>
@@ -1770,6 +1779,7 @@
     <w:p>
       <w:pPr>
         <w:numPr>
+          <w:ilvl w:val="0"/>
           <w:numId w:val="0"/>
         </w:numPr>
         <w:ind w:leftChars="0"/>
@@ -1792,6 +1802,7 @@
     <w:p>
       <w:pPr>
         <w:numPr>
+          <w:ilvl w:val="0"/>
           <w:numId w:val="0"/>
         </w:numPr>
         <w:ind w:leftChars="0"/>
@@ -1814,6 +1825,7 @@
     <w:p>
       <w:pPr>
         <w:numPr>
+          <w:ilvl w:val="0"/>
           <w:numId w:val="0"/>
         </w:numPr>
         <w:ind w:leftChars="0"/>
@@ -1836,6 +1848,7 @@
     <w:p>
       <w:pPr>
         <w:numPr>
+          <w:ilvl w:val="0"/>
           <w:numId w:val="0"/>
         </w:numPr>
         <w:ind w:leftChars="0"/>
@@ -1858,6 +1871,7 @@
     <w:p>
       <w:pPr>
         <w:numPr>
+          <w:ilvl w:val="0"/>
           <w:numId w:val="0"/>
         </w:numPr>
         <w:ind w:leftChars="0"/>
@@ -1880,6 +1894,7 @@
     <w:p>
       <w:pPr>
         <w:numPr>
+          <w:ilvl w:val="0"/>
           <w:numId w:val="0"/>
         </w:numPr>
         <w:ind w:leftChars="0"/>
@@ -1902,6 +1917,7 @@
     <w:p>
       <w:pPr>
         <w:numPr>
+          <w:ilvl w:val="0"/>
           <w:numId w:val="0"/>
         </w:numPr>
         <w:ind w:leftChars="0"/>
@@ -1924,6 +1940,7 @@
     <w:p>
       <w:pPr>
         <w:numPr>
+          <w:ilvl w:val="0"/>
           <w:numId w:val="0"/>
         </w:numPr>
         <w:ind w:leftChars="0"/>
@@ -1946,6 +1963,7 @@
     <w:p>
       <w:pPr>
         <w:numPr>
+          <w:ilvl w:val="0"/>
           <w:numId w:val="0"/>
         </w:numPr>
         <w:ind w:leftChars="0"/>
@@ -1968,6 +1986,7 @@
     <w:p>
       <w:pPr>
         <w:numPr>
+          <w:ilvl w:val="0"/>
           <w:numId w:val="0"/>
         </w:numPr>
         <w:ind w:leftChars="0"/>
@@ -1990,6 +2009,7 @@
     <w:p>
       <w:pPr>
         <w:numPr>
+          <w:ilvl w:val="0"/>
           <w:numId w:val="0"/>
         </w:numPr>
         <w:ind w:leftChars="0"/>
@@ -2012,6 +2032,7 @@
     <w:p>
       <w:pPr>
         <w:numPr>
+          <w:ilvl w:val="0"/>
           <w:numId w:val="0"/>
         </w:numPr>
         <w:ind w:leftChars="0"/>
@@ -2034,6 +2055,7 @@
     <w:p>
       <w:pPr>
         <w:numPr>
+          <w:ilvl w:val="0"/>
           <w:numId w:val="0"/>
         </w:numPr>
         <w:ind w:leftChars="0"/>
@@ -2056,6 +2078,7 @@
     <w:p>
       <w:pPr>
         <w:numPr>
+          <w:ilvl w:val="0"/>
           <w:numId w:val="0"/>
         </w:numPr>
         <w:ind w:leftChars="0"/>
@@ -2078,6 +2101,7 @@
     <w:p>
       <w:pPr>
         <w:numPr>
+          <w:ilvl w:val="0"/>
           <w:numId w:val="0"/>
         </w:numPr>
         <w:ind w:leftChars="0"/>
@@ -2100,6 +2124,7 @@
     <w:p>
       <w:pPr>
         <w:numPr>
+          <w:ilvl w:val="0"/>
           <w:numId w:val="0"/>
         </w:numPr>
         <w:ind w:leftChars="0"/>
@@ -2122,6 +2147,159 @@
     <w:p>
       <w:pPr>
         <w:numPr>
+          <w:ilvl w:val="0"/>
+          <w:numId w:val="0"/>
+        </w:numPr>
+        <w:ind w:leftChars="0"/>
+        <w:jc w:val="both"/>
+        <w:rPr>
+          <w:rFonts w:hint="eastAsia"/>
+          <w:sz w:val="24"/>
+          <w:szCs w:val="24"/>
+          <w:lang w:val="en-US" w:eastAsia="zh-CN"/>
+        </w:rPr>
+      </w:pPr>
+      <w:r>
+        <w:rPr>
+          <w:rFonts w:hint="eastAsia"/>
+          <w:sz w:val="24"/>
+          <w:szCs w:val="24"/>
+          <w:lang w:val="en-US" w:eastAsia="zh-CN"/>
+        </w:rPr>
+        <w:t>具体界面演示如下：</w:t>
+      </w:r>
+    </w:p>
+    <w:p>
+      <w:pPr>
+        <w:numPr>
+          <w:ilvl w:val="0"/>
+          <w:numId w:val="0"/>
+        </w:numPr>
+        <w:ind w:leftChars="0"/>
+        <w:jc w:val="both"/>
+      </w:pPr>
+      <w:r>
+        <w:drawing>
+          <wp:inline distT="0" distB="0" distL="114300" distR="114300">
+            <wp:extent cx="5272405" cy="2959735"/>
+            <wp:effectExtent l="0" t="0" r="10795" b="12065"/>
+            <wp:docPr id="1" name="图片 1"/>
+            <wp:cNvGraphicFramePr>
+              <a:graphicFrameLocks xmlns:a="http://schemas.openxmlformats.org/drawingml/2006/main" noChangeAspect="1"/>
+            </wp:cNvGraphicFramePr>
+            <a:graphic xmlns:a="http://schemas.openxmlformats.org/drawingml/2006/main">
+              <a:graphicData uri="http://schemas.openxmlformats.org/drawingml/2006/picture">
+                <pic:pic xmlns:pic="http://schemas.openxmlformats.org/drawingml/2006/picture">
+                  <pic:nvPicPr>
+                    <pic:cNvPr id="1" name="图片 1"/>
+                    <pic:cNvPicPr>
+                      <a:picLocks noChangeAspect="1"/>
+                    </pic:cNvPicPr>
+                  </pic:nvPicPr>
+                  <pic:blipFill>
+                    <a:blip r:embed="rId4"/>
+                    <a:stretch>
+                      <a:fillRect/>
+                    </a:stretch>
+                  </pic:blipFill>
+                  <pic:spPr>
+                    <a:xfrm>
+                      <a:off x="0" y="0"/>
+                      <a:ext cx="5272405" cy="2959735"/>
+                    </a:xfrm>
+                    <a:prstGeom prst="rect">
+                      <a:avLst/>
+                    </a:prstGeom>
+                    <a:noFill/>
+                    <a:ln>
+                      <a:noFill/>
+                    </a:ln>
+                  </pic:spPr>
+                </pic:pic>
+              </a:graphicData>
+            </a:graphic>
+          </wp:inline>
+        </w:drawing>
+      </w:r>
+    </w:p>
+    <w:p>
+      <w:pPr>
+        <w:numPr>
+          <w:ilvl w:val="0"/>
+          <w:numId w:val="0"/>
+        </w:numPr>
+        <w:ind w:leftChars="0"/>
+        <w:jc w:val="both"/>
+      </w:pPr>
+      <w:r>
+        <w:drawing>
+          <wp:inline distT="0" distB="0" distL="114300" distR="114300">
+            <wp:extent cx="5264785" cy="2754630"/>
+            <wp:effectExtent l="0" t="0" r="5715" b="1270"/>
+            <wp:docPr id="2" name="图片 2"/>
+            <wp:cNvGraphicFramePr>
+              <a:graphicFrameLocks xmlns:a="http://schemas.openxmlformats.org/drawingml/2006/main" noChangeAspect="1"/>
+            </wp:cNvGraphicFramePr>
+            <a:graphic xmlns:a="http://schemas.openxmlformats.org/drawingml/2006/main">
+              <a:graphicData uri="http://schemas.openxmlformats.org/drawingml/2006/picture">
+                <pic:pic xmlns:pic="http://schemas.openxmlformats.org/drawingml/2006/picture">
+                  <pic:nvPicPr>
+                    <pic:cNvPr id="2" name="图片 2"/>
+                    <pic:cNvPicPr>
+                      <a:picLocks noChangeAspect="1"/>
+                    </pic:cNvPicPr>
+                  </pic:nvPicPr>
+                  <pic:blipFill>
+                    <a:blip r:embed="rId5"/>
+                    <a:stretch>
+                      <a:fillRect/>
+                    </a:stretch>
+                  </pic:blipFill>
+                  <pic:spPr>
+                    <a:xfrm>
+                      <a:off x="0" y="0"/>
+                      <a:ext cx="5264785" cy="2754630"/>
+                    </a:xfrm>
+                    <a:prstGeom prst="rect">
+                      <a:avLst/>
+                    </a:prstGeom>
+                    <a:noFill/>
+                    <a:ln>
+                      <a:noFill/>
+                    </a:ln>
+                  </pic:spPr>
+                </pic:pic>
+              </a:graphicData>
+            </a:graphic>
+          </wp:inline>
+        </w:drawing>
+      </w:r>
+    </w:p>
+    <w:p>
+      <w:pPr>
+        <w:numPr>
+          <w:ilvl w:val="0"/>
+          <w:numId w:val="0"/>
+        </w:numPr>
+        <w:ind w:leftChars="0"/>
+        <w:jc w:val="both"/>
+        <w:rPr>
+          <w:rFonts w:hint="default" w:eastAsiaTheme="minorEastAsia"/>
+          <w:lang w:val="en-US" w:eastAsia="zh-CN"/>
+        </w:rPr>
+      </w:pPr>
+      <w:r>
+        <w:rPr>
+          <w:rFonts w:hint="eastAsia"/>
+          <w:lang w:val="en-US" w:eastAsia="zh-CN"/>
+        </w:rPr>
+        <w:t>软件原型网站：blob:https://modao.cc/c7b6a9de-d766-4e0e-9cd7-b50bef39c133</w:t>
+      </w:r>
+    </w:p>
+    <w:p>
+      <w:pPr>
+        <w:numPr>
+          <w:ilvl w:val="0"/>
           <w:numId w:val="0"/>
         </w:numPr>
         <w:ind w:leftChars="0"/>
@@ -2199,7 +2377,7 @@
           </w:tblCellMar>
         </w:tblPrEx>
         <w:trPr>
-          <w:trHeight w:val="0" w:hRule="atLeast"/>
+          <w:trHeight w:val="332" w:hRule="atLeast"/>
           <w:tblHeader/>
           <w:tblCellSpacing w:w="15" w:type="dxa"/>
           <w:jc w:val="center"/>
@@ -2533,6 +2711,7 @@
             <w:insideH w:val="none" w:color="auto" w:sz="0" w:space="0"/>
             <w:insideV w:val="none" w:color="auto" w:sz="0" w:space="0"/>
           </w:tblBorders>
+          <w:shd w:val="clear" w:color="auto" w:fill="auto"/>
           <w:tblCellMar>
             <w:top w:w="15" w:type="dxa"/>
             <w:left w:w="15" w:type="dxa"/>
@@ -2883,6 +3062,8 @@
           <w:szCs w:val="24"/>
         </w:rPr>
       </w:pPr>
+      <w:bookmarkStart w:id="0" w:name="_GoBack"/>
+      <w:bookmarkEnd w:id="0"/>
     </w:p>
     <w:sectPr>
       <w:pgSz w:w="11906" w:h="16838"/>
